--- a/ЛР1/Слободянюк ІН-403 СШ Лаб 1.docx
+++ b/ЛР1/Слободянюк ІН-403 СШ Лаб 1.docx
@@ -164,7 +164,7 @@
         <w:rPr>
           <w:b/>
           <w:bCs/>
-          <w:lang w:val="en-US"/>
+          <w:lang w:val="ru-RU"/>
         </w:rPr>
       </w:pPr>
     </w:p>
@@ -175,7 +175,7 @@
         <w:rPr>
           <w:b/>
           <w:bCs/>
-          <w:lang w:val="en-US"/>
+          <w:lang w:val="ru-RU"/>
         </w:rPr>
       </w:pPr>
     </w:p>
@@ -186,7 +186,7 @@
         <w:rPr>
           <w:b/>
           <w:bCs/>
-          <w:lang w:val="en-US"/>
+          <w:lang w:val="ru-RU"/>
         </w:rPr>
       </w:pPr>
     </w:p>
@@ -197,7 +197,7 @@
         <w:rPr>
           <w:b/>
           <w:bCs/>
-          <w:lang w:val="en-US"/>
+          <w:lang w:val="ru-RU"/>
         </w:rPr>
       </w:pPr>
     </w:p>
@@ -208,7 +208,7 @@
         <w:rPr>
           <w:b/>
           <w:bCs/>
-          <w:lang w:val="en-US"/>
+          <w:lang w:val="ru-RU"/>
         </w:rPr>
       </w:pPr>
     </w:p>
@@ -219,7 +219,7 @@
         <w:rPr>
           <w:b/>
           <w:bCs/>
-          <w:lang w:val="en-US"/>
+          <w:lang w:val="ru-RU"/>
         </w:rPr>
       </w:pPr>
     </w:p>
@@ -230,7 +230,7 @@
         <w:rPr>
           <w:b/>
           <w:bCs/>
-          <w:lang w:val="en-US"/>
+          <w:lang w:val="ru-RU"/>
         </w:rPr>
       </w:pPr>
     </w:p>
@@ -241,7 +241,7 @@
         <w:rPr>
           <w:b/>
           <w:bCs/>
-          <w:lang w:val="en-US"/>
+          <w:lang w:val="ru-RU"/>
         </w:rPr>
       </w:pPr>
     </w:p>
@@ -252,7 +252,7 @@
         <w:rPr>
           <w:b/>
           <w:bCs/>
-          <w:lang w:val="en-US"/>
+          <w:lang w:val="ru-RU"/>
         </w:rPr>
       </w:pPr>
     </w:p>
@@ -263,7 +263,7 @@
         <w:rPr>
           <w:b/>
           <w:bCs/>
-          <w:lang w:val="en-US"/>
+          <w:lang w:val="ru-RU"/>
         </w:rPr>
       </w:pPr>
     </w:p>
@@ -274,7 +274,7 @@
         <w:rPr>
           <w:b/>
           <w:bCs/>
-          <w:lang w:val="en-US"/>
+          <w:lang w:val="ru-RU"/>
         </w:rPr>
       </w:pPr>
     </w:p>
@@ -285,7 +285,7 @@
         <w:rPr>
           <w:b/>
           <w:bCs/>
-          <w:lang w:val="en-US"/>
+          <w:lang w:val="ru-RU"/>
         </w:rPr>
       </w:pPr>
     </w:p>
@@ -296,7 +296,7 @@
         <w:rPr>
           <w:b/>
           <w:bCs/>
-          <w:lang w:val="en-US"/>
+          <w:lang w:val="ru-RU"/>
         </w:rPr>
       </w:pPr>
     </w:p>
@@ -307,7 +307,7 @@
         <w:rPr>
           <w:b/>
           <w:bCs/>
-          <w:lang w:val="en-US"/>
+          <w:lang w:val="ru-RU"/>
         </w:rPr>
       </w:pPr>
     </w:p>
@@ -318,7 +318,7 @@
         <w:rPr>
           <w:b/>
           <w:bCs/>
-          <w:lang w:val="en-US"/>
+          <w:lang w:val="ru-RU"/>
         </w:rPr>
       </w:pPr>
     </w:p>
@@ -329,7 +329,7 @@
         <w:rPr>
           <w:b/>
           <w:bCs/>
-          <w:lang w:val="en-US"/>
+          <w:lang w:val="ru-RU"/>
         </w:rPr>
       </w:pPr>
     </w:p>
@@ -340,7 +340,7 @@
         <w:rPr>
           <w:b/>
           <w:bCs/>
-          <w:lang w:val="en-US"/>
+          <w:lang w:val="ru-RU"/>
         </w:rPr>
       </w:pPr>
     </w:p>
@@ -351,7 +351,7 @@
         <w:rPr>
           <w:b/>
           <w:bCs/>
-          <w:lang w:val="en-US"/>
+          <w:lang w:val="ru-RU"/>
         </w:rPr>
       </w:pPr>
     </w:p>
@@ -378,7 +378,7 @@
         <w:spacing w:before="200" w:after="200"/>
         <w:jc w:val="center"/>
         <w:rPr>
-          <w:lang w:val="en-US"/>
+          <w:lang w:val="ru-RU"/>
         </w:rPr>
       </w:pPr>
       <w:r>
@@ -399,7 +399,7 @@
           <w:sz w:val="28"/>
           <w:szCs w:val="28"/>
           <w:u w:val="single"/>
-          <w:lang w:val="en-US"/>
+          <w:lang w:val="ru-RU"/>
         </w:rPr>
         <w:t>1</w:t>
       </w:r>
@@ -2901,712 +2901,316 @@
     <w:p>
       <w:pPr>
         <w:spacing w:after="120"/>
-        <w:jc w:val="both"/>
-      </w:pPr>
-      <w:r>
-        <w:t xml:space="preserve"> </w:t>
-      </w:r>
-    </w:p>
-    <w:p>
-      <w:pPr>
-        <w:spacing w:after="120"/>
-        <w:jc w:val="both"/>
-        <w:rPr>
-          <w:b/>
-          <w:bCs/>
-        </w:rPr>
-      </w:pPr>
-    </w:p>
-    <w:p>
-      <w:pPr>
-        <w:spacing w:after="120"/>
-        <w:jc w:val="both"/>
-      </w:pPr>
-      <w:r>
-        <w:rPr>
-          <w:b/>
-          <w:bCs/>
-        </w:rPr>
-        <w:t>Програмний код (Python):</w:t>
-      </w:r>
-    </w:p>
-    <w:p>
-      <w:pPr>
-        <w:shd w:val="clear" w:color="auto" w:fill="F8F8F8"/>
-        <w:spacing w:before="20" w:after="20"/>
-        <w:ind w:left="360"/>
-      </w:pPr>
-      <w:r>
-        <w:rPr>
-          <w:rFonts w:ascii="Courier New" w:eastAsia="Courier New" w:hAnsi="Courier New" w:cs="Courier New"/>
-          <w:sz w:val="20"/>
-          <w:szCs w:val="20"/>
-        </w:rPr>
-        <w:t>import numpy as np</w:t>
-      </w:r>
-    </w:p>
-    <w:p>
-      <w:pPr>
-        <w:shd w:val="clear" w:color="auto" w:fill="F8F8F8"/>
-        <w:spacing w:before="20" w:after="20"/>
-        <w:ind w:left="360"/>
-      </w:pPr>
-      <w:r>
-        <w:rPr>
-          <w:rFonts w:ascii="Courier New" w:eastAsia="Courier New" w:hAnsi="Courier New" w:cs="Courier New"/>
-          <w:sz w:val="20"/>
-          <w:szCs w:val="20"/>
-        </w:rPr>
-        <w:t xml:space="preserve"> </w:t>
-      </w:r>
-    </w:p>
-    <w:p>
-      <w:pPr>
-        <w:shd w:val="clear" w:color="auto" w:fill="F8F8F8"/>
-        <w:spacing w:before="20" w:after="20"/>
-        <w:ind w:left="360"/>
-      </w:pPr>
-      <w:r>
-        <w:rPr>
-          <w:rFonts w:ascii="Courier New" w:eastAsia="Courier New" w:hAnsi="Courier New" w:cs="Courier New"/>
-          <w:sz w:val="20"/>
-          <w:szCs w:val="20"/>
-        </w:rPr>
-        <w:t># --- Функція активації (ступінчаста) ---</w:t>
-      </w:r>
-    </w:p>
-    <w:p>
-      <w:pPr>
-        <w:shd w:val="clear" w:color="auto" w:fill="F8F8F8"/>
-        <w:spacing w:before="20" w:after="20"/>
-        <w:ind w:left="360"/>
-      </w:pPr>
-      <w:r>
-        <w:rPr>
-          <w:rFonts w:ascii="Courier New" w:eastAsia="Courier New" w:hAnsi="Courier New" w:cs="Courier New"/>
-          <w:sz w:val="20"/>
-          <w:szCs w:val="20"/>
-        </w:rPr>
-        <w:t>def activation(v):</w:t>
-      </w:r>
-    </w:p>
-    <w:p>
-      <w:pPr>
-        <w:shd w:val="clear" w:color="auto" w:fill="F8F8F8"/>
-        <w:spacing w:before="20" w:after="20"/>
-        <w:ind w:left="360"/>
-      </w:pPr>
-      <w:r>
-        <w:rPr>
-          <w:rFonts w:ascii="Courier New" w:eastAsia="Courier New" w:hAnsi="Courier New" w:cs="Courier New"/>
-          <w:sz w:val="20"/>
-          <w:szCs w:val="20"/>
-        </w:rPr>
-        <w:t xml:space="preserve">    return 1 if v &gt;= 0 else 0</w:t>
-      </w:r>
-    </w:p>
-    <w:p>
-      <w:pPr>
-        <w:shd w:val="clear" w:color="auto" w:fill="F8F8F8"/>
-        <w:spacing w:before="20" w:after="20"/>
-        <w:ind w:left="360"/>
-      </w:pPr>
-      <w:r>
-        <w:rPr>
-          <w:rFonts w:ascii="Courier New" w:eastAsia="Courier New" w:hAnsi="Courier New" w:cs="Courier New"/>
-          <w:sz w:val="20"/>
-          <w:szCs w:val="20"/>
-        </w:rPr>
-        <w:t xml:space="preserve"> </w:t>
-      </w:r>
-    </w:p>
-    <w:p>
-      <w:pPr>
-        <w:shd w:val="clear" w:color="auto" w:fill="F8F8F8"/>
-        <w:spacing w:before="20" w:after="20"/>
-        <w:ind w:left="360"/>
-      </w:pPr>
-      <w:r>
-        <w:rPr>
-          <w:rFonts w:ascii="Courier New" w:eastAsia="Courier New" w:hAnsi="Courier New" w:cs="Courier New"/>
-          <w:sz w:val="20"/>
-          <w:szCs w:val="20"/>
-        </w:rPr>
-        <w:t># --- Нейрон OR(x1, x2) ---</w:t>
-      </w:r>
-    </w:p>
-    <w:p>
-      <w:pPr>
-        <w:shd w:val="clear" w:color="auto" w:fill="F8F8F8"/>
-        <w:spacing w:before="20" w:after="20"/>
-        <w:ind w:left="360"/>
-      </w:pPr>
-      <w:r>
-        <w:rPr>
-          <w:rFonts w:ascii="Courier New" w:eastAsia="Courier New" w:hAnsi="Courier New" w:cs="Courier New"/>
-          <w:sz w:val="20"/>
-          <w:szCs w:val="20"/>
-        </w:rPr>
-        <w:t># Ваги: W1=1, W2=1, W0=-0.5</w:t>
-      </w:r>
-    </w:p>
-    <w:p>
-      <w:pPr>
-        <w:shd w:val="clear" w:color="auto" w:fill="F8F8F8"/>
-        <w:spacing w:before="20" w:after="20"/>
-        <w:ind w:left="360"/>
-      </w:pPr>
-      <w:r>
-        <w:rPr>
-          <w:rFonts w:ascii="Courier New" w:eastAsia="Courier New" w:hAnsi="Courier New" w:cs="Courier New"/>
-          <w:sz w:val="20"/>
-          <w:szCs w:val="20"/>
-        </w:rPr>
-        <w:t># Розподільча пряма: x1 + x2 = 0.5</w:t>
-      </w:r>
-    </w:p>
-    <w:p>
-      <w:pPr>
-        <w:shd w:val="clear" w:color="auto" w:fill="F8F8F8"/>
-        <w:spacing w:before="20" w:after="20"/>
-        <w:ind w:left="360"/>
-      </w:pPr>
-      <w:r>
-        <w:rPr>
-          <w:rFonts w:ascii="Courier New" w:eastAsia="Courier New" w:hAnsi="Courier New" w:cs="Courier New"/>
-          <w:sz w:val="20"/>
-          <w:szCs w:val="20"/>
-        </w:rPr>
-        <w:t>def neuron_OR(x1, x2):</w:t>
-      </w:r>
-    </w:p>
-    <w:p>
-      <w:pPr>
-        <w:shd w:val="clear" w:color="auto" w:fill="F8F8F8"/>
-        <w:spacing w:before="20" w:after="20"/>
-        <w:ind w:left="360"/>
-      </w:pPr>
-      <w:r>
-        <w:rPr>
-          <w:rFonts w:ascii="Courier New" w:eastAsia="Courier New" w:hAnsi="Courier New" w:cs="Courier New"/>
-          <w:sz w:val="20"/>
-          <w:szCs w:val="20"/>
-        </w:rPr>
-        <w:t xml:space="preserve">    W1, W2, W0 = 1, 1, -0.5</w:t>
-      </w:r>
-    </w:p>
-    <w:p>
-      <w:pPr>
-        <w:shd w:val="clear" w:color="auto" w:fill="F8F8F8"/>
-        <w:spacing w:before="20" w:after="20"/>
-        <w:ind w:left="360"/>
-      </w:pPr>
-      <w:r>
-        <w:rPr>
-          <w:rFonts w:ascii="Courier New" w:eastAsia="Courier New" w:hAnsi="Courier New" w:cs="Courier New"/>
-          <w:sz w:val="20"/>
-          <w:szCs w:val="20"/>
-        </w:rPr>
-        <w:t xml:space="preserve">    v = W1*x1 + W2*x2 + W0</w:t>
-      </w:r>
-    </w:p>
-    <w:p>
-      <w:pPr>
-        <w:shd w:val="clear" w:color="auto" w:fill="F8F8F8"/>
-        <w:spacing w:before="20" w:after="20"/>
-        <w:ind w:left="360"/>
-      </w:pPr>
-      <w:r>
-        <w:rPr>
-          <w:rFonts w:ascii="Courier New" w:eastAsia="Courier New" w:hAnsi="Courier New" w:cs="Courier New"/>
-          <w:sz w:val="20"/>
-          <w:szCs w:val="20"/>
-        </w:rPr>
-        <w:t xml:space="preserve">    return activation(v)</w:t>
-      </w:r>
-    </w:p>
-    <w:p>
-      <w:pPr>
-        <w:shd w:val="clear" w:color="auto" w:fill="F8F8F8"/>
-        <w:spacing w:before="20" w:after="20"/>
-        <w:ind w:left="360"/>
-      </w:pPr>
-      <w:r>
-        <w:rPr>
-          <w:rFonts w:ascii="Courier New" w:eastAsia="Courier New" w:hAnsi="Courier New" w:cs="Courier New"/>
-          <w:sz w:val="20"/>
-          <w:szCs w:val="20"/>
-        </w:rPr>
-        <w:t xml:space="preserve"> </w:t>
-      </w:r>
-    </w:p>
-    <w:p>
-      <w:pPr>
-        <w:shd w:val="clear" w:color="auto" w:fill="F8F8F8"/>
-        <w:spacing w:before="20" w:after="20"/>
-        <w:ind w:left="360"/>
-      </w:pPr>
-      <w:r>
-        <w:rPr>
-          <w:rFonts w:ascii="Courier New" w:eastAsia="Courier New" w:hAnsi="Courier New" w:cs="Courier New"/>
-          <w:sz w:val="20"/>
-          <w:szCs w:val="20"/>
-        </w:rPr>
-        <w:t># --- Нейрон AND(x1, x2) ---</w:t>
-      </w:r>
-    </w:p>
-    <w:p>
-      <w:pPr>
-        <w:shd w:val="clear" w:color="auto" w:fill="F8F8F8"/>
-        <w:spacing w:before="20" w:after="20"/>
-        <w:ind w:left="360"/>
-      </w:pPr>
-      <w:r>
-        <w:rPr>
-          <w:rFonts w:ascii="Courier New" w:eastAsia="Courier New" w:hAnsi="Courier New" w:cs="Courier New"/>
-          <w:sz w:val="20"/>
-          <w:szCs w:val="20"/>
-        </w:rPr>
-        <w:t># Ваги: W1=1, W2=1, W0=-1.5</w:t>
-      </w:r>
-    </w:p>
-    <w:p>
-      <w:pPr>
-        <w:shd w:val="clear" w:color="auto" w:fill="F8F8F8"/>
-        <w:spacing w:before="20" w:after="20"/>
-        <w:ind w:left="360"/>
-      </w:pPr>
-      <w:r>
-        <w:rPr>
-          <w:rFonts w:ascii="Courier New" w:eastAsia="Courier New" w:hAnsi="Courier New" w:cs="Courier New"/>
-          <w:sz w:val="20"/>
-          <w:szCs w:val="20"/>
-        </w:rPr>
-        <w:t># Розподільча пряма: x1 + x2 = 1.5</w:t>
-      </w:r>
-    </w:p>
-    <w:p>
-      <w:pPr>
-        <w:shd w:val="clear" w:color="auto" w:fill="F8F8F8"/>
-        <w:spacing w:before="20" w:after="20"/>
-        <w:ind w:left="360"/>
-      </w:pPr>
-      <w:r>
-        <w:rPr>
-          <w:rFonts w:ascii="Courier New" w:eastAsia="Courier New" w:hAnsi="Courier New" w:cs="Courier New"/>
-          <w:sz w:val="20"/>
-          <w:szCs w:val="20"/>
-        </w:rPr>
-        <w:t>def neuron_AND(x1, x2):</w:t>
-      </w:r>
-    </w:p>
-    <w:p>
-      <w:pPr>
-        <w:shd w:val="clear" w:color="auto" w:fill="F8F8F8"/>
-        <w:spacing w:before="20" w:after="20"/>
-        <w:ind w:left="360"/>
-      </w:pPr>
-      <w:r>
-        <w:rPr>
-          <w:rFonts w:ascii="Courier New" w:eastAsia="Courier New" w:hAnsi="Courier New" w:cs="Courier New"/>
-          <w:sz w:val="20"/>
-          <w:szCs w:val="20"/>
-        </w:rPr>
-        <w:t xml:space="preserve">    W1, W2, W0 = 1, 1, -1.5</w:t>
-      </w:r>
-    </w:p>
-    <w:p>
-      <w:pPr>
-        <w:shd w:val="clear" w:color="auto" w:fill="F8F8F8"/>
-        <w:spacing w:before="20" w:after="20"/>
-        <w:ind w:left="360"/>
-      </w:pPr>
-      <w:r>
-        <w:rPr>
-          <w:rFonts w:ascii="Courier New" w:eastAsia="Courier New" w:hAnsi="Courier New" w:cs="Courier New"/>
-          <w:sz w:val="20"/>
-          <w:szCs w:val="20"/>
-        </w:rPr>
-        <w:t xml:space="preserve">    v = W1*x1 + W2*x2 + W0</w:t>
-      </w:r>
-    </w:p>
-    <w:p>
-      <w:pPr>
-        <w:shd w:val="clear" w:color="auto" w:fill="F8F8F8"/>
-        <w:spacing w:before="20" w:after="20"/>
-        <w:ind w:left="360"/>
-      </w:pPr>
-      <w:r>
-        <w:rPr>
-          <w:rFonts w:ascii="Courier New" w:eastAsia="Courier New" w:hAnsi="Courier New" w:cs="Courier New"/>
-          <w:sz w:val="20"/>
-          <w:szCs w:val="20"/>
-        </w:rPr>
-        <w:t xml:space="preserve">    return activation(v)</w:t>
-      </w:r>
-    </w:p>
-    <w:p>
-      <w:pPr>
-        <w:shd w:val="clear" w:color="auto" w:fill="F8F8F8"/>
-        <w:spacing w:before="20" w:after="20"/>
-        <w:ind w:left="360"/>
-      </w:pPr>
-      <w:r>
-        <w:rPr>
-          <w:rFonts w:ascii="Courier New" w:eastAsia="Courier New" w:hAnsi="Courier New" w:cs="Courier New"/>
-          <w:sz w:val="20"/>
-          <w:szCs w:val="20"/>
-        </w:rPr>
-        <w:t xml:space="preserve"> </w:t>
-      </w:r>
-    </w:p>
-    <w:p>
-      <w:pPr>
-        <w:shd w:val="clear" w:color="auto" w:fill="F8F8F8"/>
-        <w:spacing w:before="20" w:after="20"/>
-        <w:ind w:left="360"/>
-      </w:pPr>
-      <w:r>
-        <w:rPr>
-          <w:rFonts w:ascii="Courier New" w:eastAsia="Courier New" w:hAnsi="Courier New" w:cs="Courier New"/>
-          <w:sz w:val="20"/>
-          <w:szCs w:val="20"/>
-        </w:rPr>
-        <w:t># --- Нейрон XOR через OR і AND ---</w:t>
-      </w:r>
-    </w:p>
-    <w:p>
-      <w:pPr>
-        <w:shd w:val="clear" w:color="auto" w:fill="F8F8F8"/>
-        <w:spacing w:before="20" w:after="20"/>
-        <w:ind w:left="360"/>
-      </w:pPr>
-      <w:r>
-        <w:rPr>
-          <w:rFonts w:ascii="Courier New" w:eastAsia="Courier New" w:hAnsi="Courier New" w:cs="Courier New"/>
-          <w:sz w:val="20"/>
-          <w:szCs w:val="20"/>
-        </w:rPr>
-        <w:t># XOR = OR AND NOT(AND)</w:t>
-      </w:r>
-    </w:p>
-    <w:p>
-      <w:pPr>
-        <w:shd w:val="clear" w:color="auto" w:fill="F8F8F8"/>
-        <w:spacing w:before="20" w:after="20"/>
-        <w:ind w:left="360"/>
-      </w:pPr>
-      <w:r>
-        <w:rPr>
-          <w:rFonts w:ascii="Courier New" w:eastAsia="Courier New" w:hAnsi="Courier New" w:cs="Courier New"/>
-          <w:sz w:val="20"/>
-          <w:szCs w:val="20"/>
-        </w:rPr>
-        <w:t># Третій нейрон: y1=OR, y2=AND</w:t>
-      </w:r>
-    </w:p>
-    <w:p>
-      <w:pPr>
-        <w:shd w:val="clear" w:color="auto" w:fill="F8F8F8"/>
-        <w:spacing w:before="20" w:after="20"/>
-        <w:ind w:left="360"/>
-      </w:pPr>
-      <w:r>
-        <w:rPr>
-          <w:rFonts w:ascii="Courier New" w:eastAsia="Courier New" w:hAnsi="Courier New" w:cs="Courier New"/>
-          <w:sz w:val="20"/>
-          <w:szCs w:val="20"/>
-        </w:rPr>
-        <w:t># Ваги: Wy1=1, Wy2=-1, W0=-0.5</w:t>
-      </w:r>
-    </w:p>
-    <w:p>
-      <w:pPr>
-        <w:shd w:val="clear" w:color="auto" w:fill="F8F8F8"/>
-        <w:spacing w:before="20" w:after="20"/>
-        <w:ind w:left="360"/>
-      </w:pPr>
-      <w:r>
-        <w:rPr>
-          <w:rFonts w:ascii="Courier New" w:eastAsia="Courier New" w:hAnsi="Courier New" w:cs="Courier New"/>
-          <w:sz w:val="20"/>
-          <w:szCs w:val="20"/>
-        </w:rPr>
-        <w:t># Розподільча пряма: y1 - y2 = 0.5</w:t>
-      </w:r>
-    </w:p>
-    <w:p>
-      <w:pPr>
-        <w:shd w:val="clear" w:color="auto" w:fill="F8F8F8"/>
-        <w:spacing w:before="20" w:after="20"/>
-        <w:ind w:left="360"/>
-      </w:pPr>
-      <w:r>
-        <w:rPr>
-          <w:rFonts w:ascii="Courier New" w:eastAsia="Courier New" w:hAnsi="Courier New" w:cs="Courier New"/>
-          <w:sz w:val="20"/>
-          <w:szCs w:val="20"/>
-        </w:rPr>
-        <w:t>def neuron_XOR(x1, x2):</w:t>
-      </w:r>
-    </w:p>
-    <w:p>
-      <w:pPr>
-        <w:shd w:val="clear" w:color="auto" w:fill="F8F8F8"/>
-        <w:spacing w:before="20" w:after="20"/>
-        <w:ind w:left="360"/>
-      </w:pPr>
-      <w:r>
-        <w:rPr>
-          <w:rFonts w:ascii="Courier New" w:eastAsia="Courier New" w:hAnsi="Courier New" w:cs="Courier New"/>
-          <w:sz w:val="20"/>
-          <w:szCs w:val="20"/>
-        </w:rPr>
-        <w:t xml:space="preserve">    y1 = neuron_OR(x1, x2)   # вихід OR-нейрона</w:t>
-      </w:r>
-    </w:p>
-    <w:p>
-      <w:pPr>
-        <w:shd w:val="clear" w:color="auto" w:fill="F8F8F8"/>
-        <w:spacing w:before="20" w:after="20"/>
-        <w:ind w:left="360"/>
-      </w:pPr>
-      <w:r>
-        <w:rPr>
-          <w:rFonts w:ascii="Courier New" w:eastAsia="Courier New" w:hAnsi="Courier New" w:cs="Courier New"/>
-          <w:sz w:val="20"/>
-          <w:szCs w:val="20"/>
-        </w:rPr>
-        <w:t xml:space="preserve">    y2 = neuron_AND(x1, x2)  # вихід AND-нейрона</w:t>
-      </w:r>
-    </w:p>
-    <w:p>
-      <w:pPr>
-        <w:shd w:val="clear" w:color="auto" w:fill="F8F8F8"/>
-        <w:spacing w:before="20" w:after="20"/>
-        <w:ind w:left="360"/>
-      </w:pPr>
-      <w:r>
-        <w:rPr>
-          <w:rFonts w:ascii="Courier New" w:eastAsia="Courier New" w:hAnsi="Courier New" w:cs="Courier New"/>
-          <w:sz w:val="20"/>
-          <w:szCs w:val="20"/>
-        </w:rPr>
-        <w:t xml:space="preserve">    Wy1, Wy2, W0 = 1, -1, -0.5</w:t>
-      </w:r>
-    </w:p>
-    <w:p>
-      <w:pPr>
-        <w:shd w:val="clear" w:color="auto" w:fill="F8F8F8"/>
-        <w:spacing w:before="20" w:after="20"/>
-        <w:ind w:left="360"/>
-      </w:pPr>
-      <w:r>
-        <w:rPr>
-          <w:rFonts w:ascii="Courier New" w:eastAsia="Courier New" w:hAnsi="Courier New" w:cs="Courier New"/>
-          <w:sz w:val="20"/>
-          <w:szCs w:val="20"/>
-        </w:rPr>
-        <w:t xml:space="preserve">    v = Wy1*y1 + Wy2*y2 + W0</w:t>
-      </w:r>
-    </w:p>
-    <w:p>
-      <w:pPr>
-        <w:shd w:val="clear" w:color="auto" w:fill="F8F8F8"/>
-        <w:spacing w:before="20" w:after="20"/>
-        <w:ind w:left="360"/>
-      </w:pPr>
-      <w:r>
-        <w:rPr>
-          <w:rFonts w:ascii="Courier New" w:eastAsia="Courier New" w:hAnsi="Courier New" w:cs="Courier New"/>
-          <w:sz w:val="20"/>
-          <w:szCs w:val="20"/>
-        </w:rPr>
-        <w:t xml:space="preserve">    return activation(v)</w:t>
-      </w:r>
-    </w:p>
-    <w:p>
-      <w:pPr>
-        <w:shd w:val="clear" w:color="auto" w:fill="F8F8F8"/>
-        <w:spacing w:before="20" w:after="20"/>
-        <w:ind w:left="360"/>
-      </w:pPr>
-      <w:r>
-        <w:rPr>
-          <w:rFonts w:ascii="Courier New" w:eastAsia="Courier New" w:hAnsi="Courier New" w:cs="Courier New"/>
-          <w:sz w:val="20"/>
-          <w:szCs w:val="20"/>
-        </w:rPr>
-        <w:t xml:space="preserve"> </w:t>
-      </w:r>
-    </w:p>
-    <w:p>
-      <w:pPr>
-        <w:shd w:val="clear" w:color="auto" w:fill="F8F8F8"/>
-        <w:spacing w:before="20" w:after="20"/>
-        <w:ind w:left="360"/>
-      </w:pPr>
-      <w:r>
-        <w:rPr>
-          <w:rFonts w:ascii="Courier New" w:eastAsia="Courier New" w:hAnsi="Courier New" w:cs="Courier New"/>
-          <w:sz w:val="20"/>
-          <w:szCs w:val="20"/>
-        </w:rPr>
-        <w:t># --- Тестування на всіх комбінаціях ---</w:t>
-      </w:r>
-    </w:p>
-    <w:p>
-      <w:pPr>
-        <w:shd w:val="clear" w:color="auto" w:fill="F8F8F8"/>
-        <w:spacing w:before="20" w:after="20"/>
-        <w:ind w:left="360"/>
-      </w:pPr>
-      <w:r>
-        <w:rPr>
-          <w:rFonts w:ascii="Courier New" w:eastAsia="Courier New" w:hAnsi="Courier New" w:cs="Courier New"/>
-          <w:sz w:val="20"/>
-          <w:szCs w:val="20"/>
-        </w:rPr>
-        <w:t>print('Тестування нейронів OR, AND, XOR:')</w:t>
-      </w:r>
-    </w:p>
-    <w:p>
-      <w:pPr>
-        <w:shd w:val="clear" w:color="auto" w:fill="F8F8F8"/>
-        <w:spacing w:before="20" w:after="20"/>
-        <w:ind w:left="360"/>
-      </w:pPr>
-      <w:r>
-        <w:rPr>
-          <w:rFonts w:ascii="Courier New" w:eastAsia="Courier New" w:hAnsi="Courier New" w:cs="Courier New"/>
-          <w:sz w:val="20"/>
-          <w:szCs w:val="20"/>
-        </w:rPr>
-        <w:t>print(f'{'x1':&gt;4} {'x2':&gt;4} | {'OR':&gt;4} {'AND':&gt;5} | {'XOR':&gt;4}')</w:t>
-      </w:r>
-    </w:p>
-    <w:p>
-      <w:pPr>
-        <w:shd w:val="clear" w:color="auto" w:fill="F8F8F8"/>
-        <w:spacing w:before="20" w:after="20"/>
-        <w:ind w:left="360"/>
-      </w:pPr>
-      <w:r>
-        <w:rPr>
-          <w:rFonts w:ascii="Courier New" w:eastAsia="Courier New" w:hAnsi="Courier New" w:cs="Courier New"/>
-          <w:sz w:val="20"/>
-          <w:szCs w:val="20"/>
-        </w:rPr>
-        <w:t>print('-' * 35)</w:t>
-      </w:r>
-    </w:p>
-    <w:p>
-      <w:pPr>
-        <w:shd w:val="clear" w:color="auto" w:fill="F8F8F8"/>
-        <w:spacing w:before="20" w:after="20"/>
-        <w:ind w:left="360"/>
-      </w:pPr>
-      <w:r>
-        <w:rPr>
-          <w:rFonts w:ascii="Courier New" w:eastAsia="Courier New" w:hAnsi="Courier New" w:cs="Courier New"/>
-          <w:sz w:val="20"/>
-          <w:szCs w:val="20"/>
-        </w:rPr>
-        <w:t>inputs = [(0,0), (0,1), (1,0), (1,1)]</w:t>
-      </w:r>
-    </w:p>
-    <w:p>
-      <w:pPr>
-        <w:shd w:val="clear" w:color="auto" w:fill="F8F8F8"/>
-        <w:spacing w:before="20" w:after="20"/>
-        <w:ind w:left="360"/>
-      </w:pPr>
-      <w:r>
-        <w:rPr>
-          <w:rFonts w:ascii="Courier New" w:eastAsia="Courier New" w:hAnsi="Courier New" w:cs="Courier New"/>
-          <w:sz w:val="20"/>
-          <w:szCs w:val="20"/>
-        </w:rPr>
-        <w:t>for x1, x2 in inputs:</w:t>
-      </w:r>
-    </w:p>
-    <w:p>
-      <w:pPr>
-        <w:shd w:val="clear" w:color="auto" w:fill="F8F8F8"/>
-        <w:spacing w:before="20" w:after="20"/>
-        <w:ind w:left="360"/>
-      </w:pPr>
-      <w:r>
-        <w:rPr>
-          <w:rFonts w:ascii="Courier New" w:eastAsia="Courier New" w:hAnsi="Courier New" w:cs="Courier New"/>
-          <w:sz w:val="20"/>
-          <w:szCs w:val="20"/>
-        </w:rPr>
-        <w:t xml:space="preserve">    or_out  = neuron_OR(x1, x2)</w:t>
-      </w:r>
-    </w:p>
-    <w:p>
-      <w:pPr>
-        <w:shd w:val="clear" w:color="auto" w:fill="F8F8F8"/>
-        <w:spacing w:before="20" w:after="20"/>
-        <w:ind w:left="360"/>
-      </w:pPr>
-      <w:r>
-        <w:rPr>
-          <w:rFonts w:ascii="Courier New" w:eastAsia="Courier New" w:hAnsi="Courier New" w:cs="Courier New"/>
-          <w:sz w:val="20"/>
-          <w:szCs w:val="20"/>
-        </w:rPr>
-        <w:t xml:space="preserve">    and_out = neuron_AND(x1, x2)</w:t>
-      </w:r>
-    </w:p>
-    <w:p>
-      <w:pPr>
-        <w:shd w:val="clear" w:color="auto" w:fill="F8F8F8"/>
-        <w:spacing w:before="20" w:after="20"/>
-        <w:ind w:left="360"/>
-      </w:pPr>
-      <w:r>
-        <w:rPr>
-          <w:rFonts w:ascii="Courier New" w:eastAsia="Courier New" w:hAnsi="Courier New" w:cs="Courier New"/>
-          <w:sz w:val="20"/>
-          <w:szCs w:val="20"/>
-        </w:rPr>
-        <w:t xml:space="preserve">    xor_out = neuron_XOR(x1, x2)</w:t>
-      </w:r>
-    </w:p>
-    <w:p>
-      <w:pPr>
-        <w:shd w:val="clear" w:color="auto" w:fill="F8F8F8"/>
-        <w:spacing w:before="20" w:after="20"/>
-        <w:ind w:left="360"/>
-      </w:pPr>
-      <w:r>
-        <w:rPr>
-          <w:rFonts w:ascii="Courier New" w:eastAsia="Courier New" w:hAnsi="Courier New" w:cs="Courier New"/>
-          <w:sz w:val="20"/>
-          <w:szCs w:val="20"/>
-        </w:rPr>
-        <w:t xml:space="preserve">    print(f'{x1:&gt;4} {x2:&gt;4} | {or_out:&gt;4} {and_out:&gt;5} | {xor_out:&gt;4}')</w:t>
-      </w:r>
-    </w:p>
-    <w:p>
-      <w:pPr>
-        <w:spacing w:after="120"/>
-        <w:jc w:val="both"/>
-      </w:pPr>
-      <w:r>
-        <w:t xml:space="preserve"> </w:t>
-      </w:r>
-    </w:p>
-    <w:p>
-      <w:pPr>
-        <w:spacing w:after="120"/>
-        <w:jc w:val="both"/>
-        <w:rPr>
-          <w:b/>
-          <w:bCs/>
-          <w:lang w:val="en-US"/>
+        <w:ind w:firstLine="720"/>
+        <w:jc w:val="both"/>
+      </w:pPr>
+    </w:p>
+    <w:p>
+      <w:pPr>
+        <w:spacing w:after="120"/>
+        <w:jc w:val="both"/>
+        <w:rPr>
+          <w:b/>
+          <w:bCs/>
+        </w:rPr>
+      </w:pPr>
+      <w:r>
+        <w:rPr>
+          <w:b/>
+          <w:bCs/>
+        </w:rPr>
+        <w:t>Опис програми</w:t>
+      </w:r>
+    </w:p>
+    <w:p>
+      <w:pPr>
+        <w:spacing w:after="120"/>
+        <w:jc w:val="both"/>
+      </w:pPr>
+      <w:r>
+        <w:t xml:space="preserve">Програма реалізує три нейрони, які відтворюють роботу логічних функцій </w:t>
+      </w:r>
+      <w:r>
+        <w:rPr>
+          <w:b/>
+          <w:bCs/>
+        </w:rPr>
+        <w:t>OR</w:t>
+      </w:r>
+      <w:r>
+        <w:t xml:space="preserve">, </w:t>
+      </w:r>
+      <w:r>
+        <w:rPr>
+          <w:b/>
+          <w:bCs/>
+        </w:rPr>
+        <w:t>AND</w:t>
+      </w:r>
+      <w:r>
+        <w:t xml:space="preserve"> та </w:t>
+      </w:r>
+      <w:r>
+        <w:rPr>
+          <w:b/>
+          <w:bCs/>
+        </w:rPr>
+        <w:t>XOR</w:t>
+      </w:r>
+      <w:r>
+        <w:t xml:space="preserve"> на основі принципу роботи персептрона (штучного нейрона).</w:t>
+      </w:r>
+    </w:p>
+    <w:p>
+      <w:pPr>
+        <w:spacing w:after="120"/>
+        <w:jc w:val="both"/>
+      </w:pPr>
+    </w:p>
+    <w:p>
+      <w:pPr>
+        <w:spacing w:after="120"/>
+        <w:jc w:val="both"/>
+        <w:rPr>
+          <w:b/>
+          <w:bCs/>
+        </w:rPr>
+      </w:pPr>
+      <w:r>
+        <w:rPr>
+          <w:b/>
+          <w:bCs/>
+        </w:rPr>
+        <w:t>Функція активації</w:t>
+      </w:r>
+    </w:p>
+    <w:p>
+      <w:pPr>
+        <w:spacing w:after="120"/>
+        <w:jc w:val="both"/>
+      </w:pPr>
+      <w:r>
+        <w:t xml:space="preserve">У програмі визначена ступінчаста (порогова) функція активації. Вона приймає на вхід зважену суму сигналів (v) і повертає значення </w:t>
+      </w:r>
+      <w:r>
+        <w:rPr>
+          <w:b/>
+          <w:bCs/>
+        </w:rPr>
+        <w:t>1</w:t>
+      </w:r>
+      <w:r>
+        <w:t xml:space="preserve">, якщо ця сума є невід'ємною (v ≥ 0), або </w:t>
+      </w:r>
+      <w:r>
+        <w:rPr>
+          <w:b/>
+          <w:bCs/>
+        </w:rPr>
+        <w:t>0</w:t>
+      </w:r>
+      <w:r>
+        <w:t xml:space="preserve"> — якщо сума від'ємна. Саме ця функція моделює «спрацювання» нейрона: або він передає сигнал далі, або ні.</w:t>
+      </w:r>
+    </w:p>
+    <w:p>
+      <w:pPr>
+        <w:spacing w:after="120"/>
+        <w:jc w:val="both"/>
+      </w:pPr>
+    </w:p>
+    <w:p>
+      <w:pPr>
+        <w:spacing w:after="120"/>
+        <w:jc w:val="both"/>
+        <w:rPr>
+          <w:b/>
+          <w:bCs/>
+        </w:rPr>
+      </w:pPr>
+      <w:r>
+        <w:rPr>
+          <w:b/>
+          <w:bCs/>
+        </w:rPr>
+        <w:t>Нейрон OR (логічне АБО)</w:t>
+      </w:r>
+    </w:p>
+    <w:p>
+      <w:pPr>
+        <w:spacing w:after="120"/>
+        <w:jc w:val="both"/>
+      </w:pPr>
+      <w:r>
+        <w:t>Нейрон реалізує функцію логічного АБО для двох вхідних сигналів x₁ та x₂. Обидва входи мають однакові ваги рівні 1. Порогове значення (зміщення) встановлено на рівні −0.5. Нейрон обчислює зважену суму: v = x₁ + x₂ − 0.5, після чого передає результат у функцію активації.</w:t>
+      </w:r>
+    </w:p>
+    <w:p>
+      <w:pPr>
+        <w:spacing w:after="120"/>
+        <w:jc w:val="both"/>
+      </w:pPr>
+      <w:r>
+        <w:t>Геометричний зміст: розподільча пряма, що відділяє клас «1» від класу «0», описується рівнянням x₁ + x₂ = 0.5. Нейрон видає 1 у всіх випадках, крім ситуації (0, 0), що повністю відповідає таблиці істинності функції OR.</w:t>
+      </w:r>
+    </w:p>
+    <w:p>
+      <w:pPr>
+        <w:spacing w:after="120"/>
+        <w:jc w:val="both"/>
+      </w:pPr>
+    </w:p>
+    <w:p>
+      <w:pPr>
+        <w:spacing w:after="120"/>
+        <w:jc w:val="both"/>
+        <w:rPr>
+          <w:b/>
+          <w:bCs/>
+        </w:rPr>
+      </w:pPr>
+      <w:r>
+        <w:rPr>
+          <w:b/>
+          <w:bCs/>
+        </w:rPr>
+        <w:t>Нейрон AND (логічне І)</w:t>
+      </w:r>
+    </w:p>
+    <w:p>
+      <w:pPr>
+        <w:spacing w:after="120"/>
+        <w:jc w:val="both"/>
+      </w:pPr>
+      <w:r>
+        <w:t>Нейрон реалізує функцію логічного І. Ваги обох входів також рівні 1, але порогове значення встановлено на рівні −1.5. Зважена сума: v = x₁ + x₂ − 1.5.</w:t>
+      </w:r>
+    </w:p>
+    <w:p>
+      <w:pPr>
+        <w:spacing w:after="120"/>
+        <w:jc w:val="both"/>
+      </w:pPr>
+      <w:r>
+        <w:t>Розподільча пряма: x₁ + x₂ = 1.5. Нейрон видає 1 лише тоді, коли обидва входи дорівнюють 1, що відповідає таблиці істинності функції AND.</w:t>
+      </w:r>
+    </w:p>
+    <w:p>
+      <w:pPr>
+        <w:spacing w:after="120"/>
+        <w:jc w:val="both"/>
+      </w:pPr>
+    </w:p>
+    <w:p>
+      <w:pPr>
+        <w:spacing w:after="120"/>
+        <w:jc w:val="both"/>
+        <w:rPr>
+          <w:b/>
+          <w:bCs/>
+        </w:rPr>
+      </w:pPr>
+      <w:r>
+        <w:rPr>
+          <w:b/>
+          <w:bCs/>
+        </w:rPr>
+        <w:t>Нейрон XOR (виключне АБО) — двошарова мережа</w:t>
+      </w:r>
+    </w:p>
+    <w:p>
+      <w:pPr>
+        <w:spacing w:after="120"/>
+        <w:jc w:val="both"/>
+      </w:pPr>
+      <w:r>
+        <w:t xml:space="preserve">Функція XOR є </w:t>
+      </w:r>
+      <w:r>
+        <w:rPr>
+          <w:b/>
+          <w:bCs/>
+        </w:rPr>
+        <w:t>лінійно нероздільною</w:t>
+      </w:r>
+      <w:r>
+        <w:t xml:space="preserve"> — її неможливо реалізувати одним нейроном (однією розподільчою прямою). Тому програма реалізує двошарову структуру:</w:t>
+      </w:r>
+    </w:p>
+    <w:p>
+      <w:pPr>
+        <w:spacing w:after="120"/>
+        <w:jc w:val="both"/>
+      </w:pPr>
+      <w:r>
+        <w:rPr>
+          <w:b/>
+          <w:bCs/>
+        </w:rPr>
+        <w:t>Перший шар</w:t>
+      </w:r>
+      <w:r>
+        <w:t xml:space="preserve"> містить два нейрони, описані вище:</w:t>
+      </w:r>
+    </w:p>
+    <w:p>
+      <w:pPr>
+        <w:numPr>
+          <w:ilvl w:val="0"/>
+          <w:numId w:val="2"/>
+        </w:numPr>
+        <w:spacing w:after="120"/>
+        <w:jc w:val="both"/>
+      </w:pPr>
+      <w:r>
+        <w:t>нейрон OR (y₁) — перевіряє, чи є хоч один вхід рівним 1;</w:t>
+      </w:r>
+    </w:p>
+    <w:p>
+      <w:pPr>
+        <w:numPr>
+          <w:ilvl w:val="0"/>
+          <w:numId w:val="2"/>
+        </w:numPr>
+        <w:spacing w:after="120"/>
+        <w:jc w:val="both"/>
+      </w:pPr>
+      <w:r>
+        <w:t>нейрон AND (y₂) — перевіряє, чи обидва входи рівні 1.</w:t>
+      </w:r>
+    </w:p>
+    <w:p>
+      <w:pPr>
+        <w:spacing w:after="120"/>
+        <w:jc w:val="both"/>
+      </w:pPr>
+      <w:r>
+        <w:rPr>
+          <w:b/>
+          <w:bCs/>
+        </w:rPr>
+        <w:t>Другий шар</w:t>
+      </w:r>
+      <w:r>
+        <w:t xml:space="preserve"> (вихідний нейрон) приймає сигнали y₁ та y₂ і обчислює: v = y₁ − y₂ − 0.5. Вага +1 при y₁ (сигнал OR пропускається), вага −1 при y₂ (сигнал AND блокується/віднімається), поріг −0.5 забезпечує спрацювання лише при різниці OR − AND &gt; 0.</w:t>
+      </w:r>
+    </w:p>
+    <w:p>
+      <w:pPr>
+        <w:spacing w:after="120"/>
+        <w:jc w:val="both"/>
+      </w:pPr>
+      <w:r>
+        <w:t>Таким чином, XOR = 1 тільки тоді, коли спрацював OR (є хоч одна одиниця), але не спрацював AND (немає двох одиниць). Розподільча пряма другого шару: y₁ − y₂ = 0.5.</w:t>
+      </w:r>
+    </w:p>
+    <w:p>
+      <w:pPr>
+        <w:spacing w:after="120"/>
+        <w:jc w:val="both"/>
+        <w:rPr>
+          <w:b/>
+          <w:bCs/>
         </w:rPr>
       </w:pPr>
       <w:r>
@@ -3615,80 +3219,16 @@
           <w:bCs/>
         </w:rPr>
         <w:lastRenderedPageBreak/>
-        <w:t>Результат виконання програми:</w:t>
-      </w:r>
-    </w:p>
-    <w:p>
-      <w:pPr>
-        <w:spacing w:after="120"/>
-        <w:jc w:val="center"/>
-        <w:rPr>
-          <w:lang w:val="en-US"/>
-        </w:rPr>
-      </w:pPr>
-      <w:r>
-        <w:rPr>
-          <w:noProof/>
-          <w:lang w:val="en-US"/>
-        </w:rPr>
-        <w:drawing>
-          <wp:inline distT="0" distB="0" distL="0" distR="0" wp14:anchorId="2A4765F8" wp14:editId="101F994A">
-            <wp:extent cx="2286319" cy="1143160"/>
-            <wp:effectExtent l="0" t="0" r="0" b="0"/>
-            <wp:docPr id="94176984" name="Рисунок 1"/>
-            <wp:cNvGraphicFramePr>
-              <a:graphicFrameLocks xmlns:a="http://schemas.openxmlformats.org/drawingml/2006/main" noChangeAspect="1"/>
-            </wp:cNvGraphicFramePr>
-            <a:graphic xmlns:a="http://schemas.openxmlformats.org/drawingml/2006/main">
-              <a:graphicData uri="http://schemas.openxmlformats.org/drawingml/2006/picture">
-                <pic:pic xmlns:pic="http://schemas.openxmlformats.org/drawingml/2006/picture">
-                  <pic:nvPicPr>
-                    <pic:cNvPr id="94176984" name=""/>
-                    <pic:cNvPicPr/>
-                  </pic:nvPicPr>
-                  <pic:blipFill>
-                    <a:blip r:embed="rId5"/>
-                    <a:stretch>
-                      <a:fillRect/>
-                    </a:stretch>
-                  </pic:blipFill>
-                  <pic:spPr>
-                    <a:xfrm>
-                      <a:off x="0" y="0"/>
-                      <a:ext cx="2286319" cy="1143160"/>
-                    </a:xfrm>
-                    <a:prstGeom prst="rect">
-                      <a:avLst/>
-                    </a:prstGeom>
-                  </pic:spPr>
-                </pic:pic>
-              </a:graphicData>
-            </a:graphic>
-          </wp:inline>
-        </w:drawing>
-      </w:r>
-    </w:p>
-    <w:p>
-      <w:pPr>
-        <w:spacing w:after="120"/>
-        <w:jc w:val="both"/>
-      </w:pPr>
-      <w:r>
-        <w:rPr>
-          <w:b/>
-          <w:bCs/>
-        </w:rPr>
-        <w:t>Висновок до завдання №1:</w:t>
-      </w:r>
-    </w:p>
-    <w:p>
-      <w:pPr>
-        <w:spacing w:after="120"/>
-        <w:ind w:firstLine="720"/>
-        <w:jc w:val="both"/>
-      </w:pPr>
-      <w:r>
-        <w:t>Програма успішно реалізує функцію XOR через два нейрони першого шару (OR та AND) та один нейрон другого шару. Результати відповідають таблиці істинності функції XOR: вихід дорівнює 1 лише тоді, коли рівно один з входів дорівнює 1.</w:t>
+        <w:t>Тестування та виведення результатів</w:t>
+      </w:r>
+    </w:p>
+    <w:p>
+      <w:pPr>
+        <w:spacing w:after="120"/>
+        <w:jc w:val="both"/>
+      </w:pPr>
+      <w:r>
+        <w:t>Програма перебирає всі чотири можливі комбінації двобітних вхідних сигналів: (0,0), (0,1), (1,0), (1,1). Для кожної комбінації обчислюються і виводяться у вигляді таблиці виходи всіх трьох нейронів. Результати повністю відповідають стандартним таблицям істинності функцій OR, AND і XOR.</w:t>
       </w:r>
     </w:p>
     <w:p>
@@ -4213,7 +3753,6 @@
               <w:jc w:val="center"/>
             </w:pPr>
             <w:r>
-              <w:lastRenderedPageBreak/>
               <w:t>N₁ (OR)</w:t>
             </w:r>
           </w:p>
@@ -4630,6 +4169,7 @@
           <w:b/>
           <w:bCs/>
         </w:rPr>
+        <w:lastRenderedPageBreak/>
         <w:t>Перший шар (у просторі (x₁, x₂)):</w:t>
       </w:r>
     </w:p>
@@ -5725,6 +5265,7 @@
           <w:b/>
           <w:bCs/>
         </w:rPr>
+        <w:lastRenderedPageBreak/>
         <w:t>Основні висновки:</w:t>
       </w:r>
     </w:p>
@@ -5776,6 +5317,35 @@
       </w:pPr>
       <w:r>
         <w:t>5. Програмна реалізація підтвердила правильність теоретичної моделі — всі 4 комбінації входів дали коректний результат відповідно до таблиці істинності XOR.</w:t>
+      </w:r>
+    </w:p>
+    <w:p>
+      <w:pPr>
+        <w:spacing w:after="120"/>
+        <w:ind w:firstLine="720"/>
+        <w:jc w:val="both"/>
+      </w:pPr>
+    </w:p>
+    <w:p>
+      <w:pPr>
+        <w:spacing w:after="120"/>
+        <w:ind w:firstLine="720"/>
+        <w:jc w:val="both"/>
+        <w:rPr>
+          <w:lang w:val="en-US"/>
+        </w:rPr>
+      </w:pPr>
+      <w:r>
+        <w:rPr>
+          <w:lang w:val="en-US"/>
+        </w:rPr>
+        <w:t xml:space="preserve">GitHub: </w:t>
+      </w:r>
+      <w:r>
+        <w:rPr>
+          <w:lang w:val="en-US"/>
+        </w:rPr>
+        <w:t>https://github.com/qwerttt0745/-/tree/main/%D0%9B%D0%A01</w:t>
       </w:r>
     </w:p>
     <w:sectPr>
@@ -5791,6 +5361,155 @@
 <file path=word/numbering.xml><?xml version="1.0" encoding="utf-8"?>
 <w:numbering xmlns:wpc="http://schemas.microsoft.com/office/word/2010/wordprocessingCanvas" xmlns:cx="http://schemas.microsoft.com/office/drawing/2014/chartex" xmlns:cx1="http://schemas.microsoft.com/office/drawing/2015/9/8/chartex" xmlns:cx2="http://schemas.microsoft.com/office/drawing/2015/10/21/chartex" xmlns:cx3="http://schemas.microsoft.com/office/drawing/2016/5/9/chartex" xmlns:cx4="http://schemas.microsoft.com/office/drawing/2016/5/10/chartex" xmlns:cx5="http://schemas.microsoft.com/office/drawing/2016/5/11/chartex" xmlns:cx6="http://schemas.microsoft.com/office/drawing/2016/5/12/chartex" xmlns:cx7="http://schemas.microsoft.com/office/drawing/2016/5/13/chartex" xmlns:cx8="http://schemas.microsoft.com/office/drawing/2016/5/14/chartex" xmlns:mc="http://schemas.openxmlformats.org/markup-compatibility/2006" xmlns:aink="http://schemas.microsoft.com/office/drawing/2016/ink" xmlns:am3d="http://schemas.microsoft.com/office/drawing/2017/model3d" xmlns:o="urn:schemas-microsoft-com:office:office" xmlns:oel="http://schemas.microsoft.com/office/2019/extlst" xmlns:r="http://schemas.openxmlformats.org/officeDocument/2006/relationships" xmlns:m="http://schemas.openxmlformats.org/officeDocument/2006/math" xmlns:v="urn:schemas-microsoft-com:vml" xmlns:wp14="http://schemas.microsoft.com/office/word/2010/wordprocessingDrawing" xmlns:wp="http://schemas.openxmlformats.org/drawingml/2006/wordprocessingDrawing" xmlns:w10="urn:schemas-microsoft-com:office:word" xmlns:w="http://schemas.openxmlformats.org/wordprocessingml/2006/main" xmlns:w14="http://schemas.microsoft.com/office/word/2010/wordml" xmlns:w15="http://schemas.microsoft.com/office/word/2012/wordml" xmlns:w16cex="http://schemas.microsoft.com/office/word/2018/wordml/cex" xmlns:w16cid="http://schemas.microsoft.com/office/word/2016/wordml/cid" xmlns:w16="http://schemas.microsoft.com/office/word/2018/wordml" xmlns:w16du="http://schemas.microsoft.com/office/word/2023/wordml/word16du" xmlns:w16sdtdh="http://schemas.microsoft.com/office/word/2020/wordml/sdtdatahash" xmlns:w16sdtfl="http://schemas.microsoft.com/office/word/2024/wordml/sdtformatlock" xmlns:w16se="http://schemas.microsoft.com/office/word/2015/wordml/symex" xmlns:wpg="http://schemas.microsoft.com/office/word/2010/wordprocessingGroup" xmlns:wpi="http://schemas.microsoft.com/office/word/2010/wordprocessingInk" xmlns:wne="http://schemas.microsoft.com/office/word/2006/wordml" xmlns:wps="http://schemas.microsoft.com/office/word/2010/wordprocessingShape" mc:Ignorable="w14 w15 w16se w16cid w16 w16cex w16sdtdh w16sdtfl w16du wp14">
   <w:abstractNum w:abstractNumId="0" w15:restartNumberingAfterBreak="0">
+    <w:nsid w:val="534C5DEC"/>
+    <w:multiLevelType w:val="multilevel"/>
+    <w:tmpl w:val="E6A87740"/>
+    <w:lvl w:ilvl="0">
+      <w:start w:val="1"/>
+      <w:numFmt w:val="bullet"/>
+      <w:lvlText w:val=""/>
+      <w:lvlJc w:val="left"/>
+      <w:pPr>
+        <w:tabs>
+          <w:tab w:val="num" w:pos="720"/>
+        </w:tabs>
+        <w:ind w:left="720" w:hanging="360"/>
+      </w:pPr>
+      <w:rPr>
+        <w:rFonts w:ascii="Symbol" w:hAnsi="Symbol" w:hint="default"/>
+        <w:sz w:val="20"/>
+      </w:rPr>
+    </w:lvl>
+    <w:lvl w:ilvl="1" w:tentative="1">
+      <w:start w:val="1"/>
+      <w:numFmt w:val="bullet"/>
+      <w:lvlText w:val="o"/>
+      <w:lvlJc w:val="left"/>
+      <w:pPr>
+        <w:tabs>
+          <w:tab w:val="num" w:pos="1440"/>
+        </w:tabs>
+        <w:ind w:left="1440" w:hanging="360"/>
+      </w:pPr>
+      <w:rPr>
+        <w:rFonts w:ascii="Courier New" w:hAnsi="Courier New" w:hint="default"/>
+        <w:sz w:val="20"/>
+      </w:rPr>
+    </w:lvl>
+    <w:lvl w:ilvl="2" w:tentative="1">
+      <w:start w:val="1"/>
+      <w:numFmt w:val="bullet"/>
+      <w:lvlText w:val=""/>
+      <w:lvlJc w:val="left"/>
+      <w:pPr>
+        <w:tabs>
+          <w:tab w:val="num" w:pos="2160"/>
+        </w:tabs>
+        <w:ind w:left="2160" w:hanging="360"/>
+      </w:pPr>
+      <w:rPr>
+        <w:rFonts w:ascii="Wingdings" w:hAnsi="Wingdings" w:hint="default"/>
+        <w:sz w:val="20"/>
+      </w:rPr>
+    </w:lvl>
+    <w:lvl w:ilvl="3" w:tentative="1">
+      <w:start w:val="1"/>
+      <w:numFmt w:val="bullet"/>
+      <w:lvlText w:val=""/>
+      <w:lvlJc w:val="left"/>
+      <w:pPr>
+        <w:tabs>
+          <w:tab w:val="num" w:pos="2880"/>
+        </w:tabs>
+        <w:ind w:left="2880" w:hanging="360"/>
+      </w:pPr>
+      <w:rPr>
+        <w:rFonts w:ascii="Wingdings" w:hAnsi="Wingdings" w:hint="default"/>
+        <w:sz w:val="20"/>
+      </w:rPr>
+    </w:lvl>
+    <w:lvl w:ilvl="4" w:tentative="1">
+      <w:start w:val="1"/>
+      <w:numFmt w:val="bullet"/>
+      <w:lvlText w:val=""/>
+      <w:lvlJc w:val="left"/>
+      <w:pPr>
+        <w:tabs>
+          <w:tab w:val="num" w:pos="3600"/>
+        </w:tabs>
+        <w:ind w:left="3600" w:hanging="360"/>
+      </w:pPr>
+      <w:rPr>
+        <w:rFonts w:ascii="Wingdings" w:hAnsi="Wingdings" w:hint="default"/>
+        <w:sz w:val="20"/>
+      </w:rPr>
+    </w:lvl>
+    <w:lvl w:ilvl="5" w:tentative="1">
+      <w:start w:val="1"/>
+      <w:numFmt w:val="bullet"/>
+      <w:lvlText w:val=""/>
+      <w:lvlJc w:val="left"/>
+      <w:pPr>
+        <w:tabs>
+          <w:tab w:val="num" w:pos="4320"/>
+        </w:tabs>
+        <w:ind w:left="4320" w:hanging="360"/>
+      </w:pPr>
+      <w:rPr>
+        <w:rFonts w:ascii="Wingdings" w:hAnsi="Wingdings" w:hint="default"/>
+        <w:sz w:val="20"/>
+      </w:rPr>
+    </w:lvl>
+    <w:lvl w:ilvl="6" w:tentative="1">
+      <w:start w:val="1"/>
+      <w:numFmt w:val="bullet"/>
+      <w:lvlText w:val=""/>
+      <w:lvlJc w:val="left"/>
+      <w:pPr>
+        <w:tabs>
+          <w:tab w:val="num" w:pos="5040"/>
+        </w:tabs>
+        <w:ind w:left="5040" w:hanging="360"/>
+      </w:pPr>
+      <w:rPr>
+        <w:rFonts w:ascii="Wingdings" w:hAnsi="Wingdings" w:hint="default"/>
+        <w:sz w:val="20"/>
+      </w:rPr>
+    </w:lvl>
+    <w:lvl w:ilvl="7" w:tentative="1">
+      <w:start w:val="1"/>
+      <w:numFmt w:val="bullet"/>
+      <w:lvlText w:val=""/>
+      <w:lvlJc w:val="left"/>
+      <w:pPr>
+        <w:tabs>
+          <w:tab w:val="num" w:pos="5760"/>
+        </w:tabs>
+        <w:ind w:left="5760" w:hanging="360"/>
+      </w:pPr>
+      <w:rPr>
+        <w:rFonts w:ascii="Wingdings" w:hAnsi="Wingdings" w:hint="default"/>
+        <w:sz w:val="20"/>
+      </w:rPr>
+    </w:lvl>
+    <w:lvl w:ilvl="8" w:tentative="1">
+      <w:start w:val="1"/>
+      <w:numFmt w:val="bullet"/>
+      <w:lvlText w:val=""/>
+      <w:lvlJc w:val="left"/>
+      <w:pPr>
+        <w:tabs>
+          <w:tab w:val="num" w:pos="6480"/>
+        </w:tabs>
+        <w:ind w:left="6480" w:hanging="360"/>
+      </w:pPr>
+      <w:rPr>
+        <w:rFonts w:ascii="Wingdings" w:hAnsi="Wingdings" w:hint="default"/>
+        <w:sz w:val="20"/>
+      </w:rPr>
+    </w:lvl>
+  </w:abstractNum>
+  <w:abstractNum w:abstractNumId="1" w15:restartNumberingAfterBreak="0">
     <w:nsid w:val="7F053D0B"/>
     <w:multiLevelType w:val="hybridMultilevel"/>
     <w:tmpl w:val="1452ED2A"/>
@@ -5877,10 +5596,13 @@
     </w:lvl>
   </w:abstractNum>
   <w:num w:numId="1" w16cid:durableId="1444036039">
-    <w:abstractNumId w:val="0"/>
+    <w:abstractNumId w:val="1"/>
     <w:lvlOverride w:ilvl="0">
       <w:startOverride w:val="1"/>
     </w:lvlOverride>
+  </w:num>
+  <w:num w:numId="2" w16cid:durableId="583105549">
+    <w:abstractNumId w:val="0"/>
   </w:num>
 </w:numbering>
 </file>
@@ -6365,7 +6087,6 @@
   <w:style w:type="character" w:default="1" w:styleId="a0">
     <w:name w:val="Default Paragraph Font"/>
     <w:uiPriority w:val="1"/>
-    <w:semiHidden/>
     <w:unhideWhenUsed/>
   </w:style>
   <w:style w:type="table" w:default="1" w:styleId="a1">
